--- a/manuscript/CBI_PRC_pilot_application_zb_sb.docx
+++ b/manuscript/CBI_PRC_pilot_application_zb_sb.docx
@@ -1994,15 +1994,13 @@
         </w:rPr>
         <w:t xml:space="preserve">Single-trial responses are estimated with </w:t>
       </w:r>
-      <w:proofErr w:type="spellStart"/>
-      <w:r>
-        <w:rPr>
-          <w:rFonts w:cs="Arial"/>
-          <w:color w:val="26262F"/>
-        </w:rPr>
-        <w:t>GLMsingle</w:t>
-      </w:r>
-      <w:proofErr w:type="spellEnd"/>
+      <w:r>
+        <w:rPr>
+          <w:rFonts w:cs="Arial"/>
+          <w:color w:val="26262F"/>
+        </w:rPr>
+        <w:t>LSS</w:t>
+      </w:r>
       <w:r>
         <w:rPr>
           <w:rFonts w:cs="Arial"/>
